--- a/courts/eighth-circuit/missouri/state/supreme-court/motion-brief/usage/OUTPUT-motion-brief.docx
+++ b/courts/eighth-circuit/missouri/state/supreme-court/motion-brief/usage/OUTPUT-motion-brief.docx
@@ -1677,6 +1677,7 @@
     <w:unhideWhenUsed/>
     <w:qFormat/>
     <w:pPr>
+      <w:keepLines/>
       <w:spacing w:before="0" w:after="130" w:line="299" w:lineRule="exact"/>
     </w:pPr>
     <w:rPr>
@@ -1927,6 +1928,33 @@
     <w:pPr>
       <w:spacing w:before="0" w:after="0" w:line="299" w:lineRule="exact"/>
       <w:ind w:left="2160" w:hanging="720"/>
+    </w:pPr>
+  </w:style>
+  <w:style w:type="paragraph" w:customStyle="1" w:styleId="XdQuoteList1">
+    <w:name w:val="Xd Quote List 1"/>
+    <w:basedOn w:val="Normal"/>
+    <w:qFormat/>
+    <w:pPr>
+      <w:spacing w:before="0" w:after="0" w:line="299" w:lineRule="exact"/>
+      <w:ind w:left="1440" w:right="720" w:hanging="720"/>
+    </w:pPr>
+  </w:style>
+  <w:style w:type="paragraph" w:customStyle="1" w:styleId="XdQuoteList2">
+    <w:name w:val="Xd Quote List 2"/>
+    <w:basedOn w:val="Normal"/>
+    <w:qFormat/>
+    <w:pPr>
+      <w:spacing w:before="0" w:after="0" w:line="299" w:lineRule="exact"/>
+      <w:ind w:left="2160" w:right="720" w:hanging="720"/>
+    </w:pPr>
+  </w:style>
+  <w:style w:type="paragraph" w:customStyle="1" w:styleId="XdQuoteList3">
+    <w:name w:val="Xd Quote List 3"/>
+    <w:basedOn w:val="Normal"/>
+    <w:qFormat/>
+    <w:pPr>
+      <w:spacing w:before="0" w:after="0" w:line="299" w:lineRule="exact"/>
+      <w:ind w:left="2880" w:right="720" w:hanging="720"/>
     </w:pPr>
   </w:style>
   <w:style w:type="paragraph" w:customStyle="1" w:styleId="XdTail">

--- a/courts/eighth-circuit/missouri/state/supreme-court/motion-brief/usage/OUTPUT-motion-brief.docx
+++ b/courts/eighth-circuit/missouri/state/supreme-court/motion-brief/usage/OUTPUT-motion-brief.docx
@@ -479,13 +479,7 @@
         <w:t xml:space="preserve">Dorsey v. Vandergriff</w:t>
       </w:r>
       <w:r>
-        <w:t xml:space="preserve">, 4:15-CV</w:t>
-      </w:r>
-      <w:r>
-        <w:noBreakHyphen/>
-      </w:r>
-      <w:r>
-        <w:t xml:space="preserve">8000-RK (W.D. Mo.). The district court denied Dorsey’s petition and did not issue a certificate of appealability.</w:t>
+        <w:t xml:space="preserve">, 4:15-CV-⁠8000-RK (W.D. Mo.). The district court denied Dorsey’s petition and did not issue a certificate of appealability.</w:t>
       </w:r>
       <w:r>
         <w:t xml:space="preserve"> </w:t>
@@ -548,13 +542,7 @@
         <w:t xml:space="preserve">Dorsey v. Vandergriff</w:t>
       </w:r>
       <w:r>
-        <w:t xml:space="preserve">, 20</w:t>
-      </w:r>
-      <w:r>
-        <w:noBreakHyphen/>
-      </w:r>
-      <w:r>
-        <w:t xml:space="preserve">2099, 2022 WL 2180216 (Jun. 16, 2022).</w:t>
+        <w:t xml:space="preserve">, 20-⁠2099, 2022 WL 2180216 (Jun. 16, 2022).</w:t>
       </w:r>
     </w:p>
     <w:p>
@@ -575,13 +563,7 @@
         <w:t xml:space="preserve">Dorsey v. Vandergriff</w:t>
       </w:r>
       <w:r>
-        <w:t xml:space="preserve">, No. 22</w:t>
-      </w:r>
-      <w:r>
-        <w:noBreakHyphen/>
-      </w:r>
-      <w:r>
-        <w:t xml:space="preserve">6091 (Feb. 21, 2023). The State has included a copy of the United States Supreme Court’s February 21, 2023 order list, which includes an order denying Dorsey’s petition, as an attachment to this motion.</w:t>
+        <w:t xml:space="preserve">, No. 22-⁠6091 (Feb. 21, 2023). The State has included a copy of the United States Supreme Court’s February 21, 2023 order list, which includes an order denying Dorsey’s petition, as an attachment to this motion.</w:t>
       </w:r>
     </w:p>
     <w:p>
@@ -863,9 +845,7 @@
               <w:t xml:space="preserve"> </w:t>
             </w:r>
             <w:r>
-              <w:t xml:space="preserve">751</w:t>
-              <w:noBreakHyphen/>
-              <w:t xml:space="preserve">7017</w:t>
+              <w:t xml:space="preserve">751-⁠7017</w:t>
             </w:r>
           </w:p>
           <w:p>
@@ -1678,7 +1658,7 @@
     <w:qFormat/>
     <w:pPr>
       <w:keepLines/>
-      <w:spacing w:before="0" w:after="130" w:line="299" w:lineRule="exact"/>
+      <w:spacing w:before="13" w:after="130" w:line="299" w:lineRule="exact"/>
     </w:pPr>
     <w:rPr>
       <w:sz w:val="26"/>
